--- a/output/docx/ru/BUFRCREX_TableB_ru_19.docx
+++ b/output/docx/ru/BUFRCREX_TableB_ru_19.docx
@@ -633,7 +633,7 @@
                 <w:b w:val="0"/>
                 <w:sz w:val="16"/>
               </w:rPr>
-              <w:t>Note 138: Эффективный радиус синоптической характеристики следует определять относительно радиуса изобары 1000 гПа на среднем уровне моря.</w:t>
+              <w:t>Note B138: Эффективный радиус синоптической характеристики следует определять относительно радиуса изобары 1000 гПа на среднем уровне моря.</w:t>
             </w:r>
           </w:p>
         </w:tc>
@@ -826,7 +826,7 @@
                 <w:b w:val="0"/>
                 <w:sz w:val="16"/>
               </w:rPr>
-              <w:t>Note 99: Максимальный ветер и эффективный радиус максимального ветра должны быть указаны посредством элементов 0 19 003 и 0 19 004.</w:t>
+              <w:t>Note B99: Максимальный ветер и эффективный радиус максимального ветра должны быть указаны посредством элементов 0 19 003 и 0 19 004.</w:t>
             </w:r>
           </w:p>
         </w:tc>
@@ -1019,7 +1019,7 @@
                 <w:b w:val="0"/>
                 <w:sz w:val="16"/>
               </w:rPr>
-              <w:t>Note 99: Максимальный ветер и эффективный радиус максимального ветра должны быть указаны посредством элементов 0 19 003 и 0 19 004.</w:t>
+              <w:t>Note B99: Максимальный ветер и эффективный радиус максимального ветра должны быть указаны посредством элементов 0 19 003 и 0 19 004.</w:t>
             </w:r>
           </w:p>
         </w:tc>
@@ -1212,7 +1212,7 @@
                 <w:b w:val="0"/>
                 <w:sz w:val="16"/>
               </w:rPr>
-              <w:t>Note 73: Для создания необходимого временного диапазона дескриптор 0 04 024 необходимо включать два раза.</w:t>
+              <w:t>Note B73: Для неизменной синоптической характеристики как направление перемещения синоптической характеристики (0 19 005), так и скорость перемещения синоптической характеристики (0 19 006) должны быть обозначены как 0.</w:t>
             </w:r>
           </w:p>
         </w:tc>
@@ -1405,7 +1405,7 @@
                 <w:b w:val="0"/>
                 <w:sz w:val="16"/>
               </w:rPr>
-              <w:t>Note 73: Для создания необходимого временного диапазона дескриптор 0 04 024 необходимо включать два раза.</w:t>
+              <w:t>Note B73: Для неизменной синоптической характеристики как направление перемещения синоптической характеристики (0 19 005), так и скорость перемещения синоптической характеристики (0 19 006) должны быть обозначены как 0.</w:t>
             </w:r>
           </w:p>
         </w:tc>
